--- a/Tyler/React Native/Tyler_Roberts.docx
+++ b/Tyler/React Native/Tyler_Roberts.docx
@@ -44,7 +44,7 @@
           <w:sz w:val="19"/>
           <w:szCs w:val="19"/>
         </w:rPr>
-        <w:t>tylerroberts.dev@oudook.com | linkedin.com/in/tyler-roberts-3b839b3a9/ | Florida, United States | +1 (321) 376-7095</w:t>
+        <w:t>tylerrdev@outlook.com | linkedin.com/in/tyler-roberts-76a8193b2/ | Florida, United States | +1 (321) 376-7095</w:t>
       </w:r>
     </w:p>
     <w:p>

--- a/Tyler/React Native/Tyler_Roberts.docx
+++ b/Tyler/React Native/Tyler_Roberts.docx
@@ -44,7 +44,54 @@
           <w:sz w:val="19"/>
           <w:szCs w:val="19"/>
         </w:rPr>
-        <w:t>tylerrdev@outlook.com | linkedin.com/in/tyler-roberts-76a8193b2/ | Florida, United States | +1 (321) 376-7095</w:t>
+        <w:t>tylerrobertsdev@outlook.com</w:t>
+      </w:r>
+      <w:r>
+        <w:rPr>
+          <w:rFonts w:ascii="Arial" w:eastAsia="Arial" w:hAnsi="Arial" w:cs="Arial"/>
+          <w:color w:val="4B5563"/>
+          <w:sz w:val="19"/>
+          <w:szCs w:val="19"/>
+        </w:rPr>
+        <w:t xml:space="preserve">| </w:t>
+      </w:r>
+      <w:r>
+        <w:rPr>
+          <w:rFonts w:ascii="Arial" w:eastAsia="Arial" w:hAnsi="Arial" w:cs="Arial"/>
+          <w:color w:val="4B5563"/>
+          <w:sz w:val="19"/>
+          <w:szCs w:val="19"/>
+        </w:rPr>
+        <w:t>linkedin</w:t>
+      </w:r>
+      <w:bookmarkStart w:id="0" w:name="_GoBack"/>
+      <w:bookmarkEnd w:id="0"/>
+      <w:r>
+        <w:rPr>
+          <w:rFonts w:ascii="Arial" w:eastAsia="Arial" w:hAnsi="Arial" w:cs="Arial"/>
+          <w:color w:val="4B5563"/>
+          <w:sz w:val="19"/>
+          <w:szCs w:val="19"/>
+        </w:rPr>
+        <w:t>.com/in/tyler-roberts-1454473b4</w:t>
+      </w:r>
+      <w:r>
+        <w:rPr>
+          <w:rFonts w:ascii="Arial" w:eastAsia="Arial" w:hAnsi="Arial" w:cs="Arial"/>
+          <w:color w:val="4B5563"/>
+          <w:sz w:val="19"/>
+          <w:szCs w:val="19"/>
+        </w:rPr>
+        <w:t xml:space="preserve"> </w:t>
+      </w:r>
+      <w:r>
+        <w:rPr>
+          <w:rFonts w:ascii="Arial" w:eastAsia="Arial" w:hAnsi="Arial" w:cs="Arial"/>
+          <w:color w:val="4B5563"/>
+          <w:sz w:val="19"/>
+          <w:szCs w:val="19"/>
+        </w:rPr>
+        <w:t>| Florida, United States | +1 (321) 376-7095</w:t>
       </w:r>
     </w:p>
     <w:p>
@@ -54,8 +101,6 @@
         </w:pBdr>
         <w:spacing w:before="120" w:after="80"/>
       </w:pPr>
-      <w:bookmarkStart w:id="0" w:name="_GoBack"/>
-      <w:bookmarkEnd w:id="0"/>
       <w:r>
         <w:rPr>
           <w:b/>
@@ -93,7 +138,14 @@
           <w:rStyle w:val="Strong"/>
           <w:rFonts w:ascii="Arial" w:hAnsi="Arial" w:cs="Arial"/>
         </w:rPr>
-        <w:t>9+ years</w:t>
+        <w:t>12</w:t>
+      </w:r>
+      <w:r>
+        <w:rPr>
+          <w:rStyle w:val="Strong"/>
+          <w:rFonts w:ascii="Arial" w:hAnsi="Arial" w:cs="Arial"/>
+        </w:rPr>
+        <w:t xml:space="preserve"> years</w:t>
       </w:r>
       <w:r>
         <w:rPr>
@@ -497,6 +549,23 @@
       <w:r>
         <w:rPr>
           <w:rFonts w:ascii="Arial" w:hAnsi="Arial" w:cs="Arial"/>
+          <w:b/>
+          <w:sz w:val="20"/>
+        </w:rPr>
+        <w:t>GraphQL</w:t>
+      </w:r>
+      <w:proofErr w:type="spellEnd"/>
+      <w:r>
+        <w:rPr>
+          <w:rFonts w:ascii="Arial" w:hAnsi="Arial" w:cs="Arial"/>
+          <w:sz w:val="20"/>
+        </w:rPr>
+        <w:t xml:space="preserve">, </w:t>
+      </w:r>
+      <w:proofErr w:type="spellStart"/>
+      <w:r>
+        <w:rPr>
+          <w:rFonts w:ascii="Arial" w:hAnsi="Arial" w:cs="Arial"/>
           <w:sz w:val="20"/>
         </w:rPr>
         <w:t>microservices</w:t>
@@ -2063,47 +2132,38 @@
         </w:rPr>
       </w:pPr>
       <w:r>
-        <w:rPr>
-          <w:rFonts w:ascii="Arial" w:hAnsi="Arial" w:cs="Arial"/>
-          <w:sz w:val="20"/>
-          <w:szCs w:val="20"/>
-        </w:rPr>
-        <w:t xml:space="preserve">Introduced </w:t>
-      </w:r>
-      <w:proofErr w:type="spellStart"/>
-      <w:r>
-        <w:rPr>
-          <w:rFonts w:ascii="Arial" w:hAnsi="Arial" w:cs="Arial"/>
-          <w:sz w:val="20"/>
-          <w:szCs w:val="20"/>
-        </w:rPr>
-        <w:t>async</w:t>
-      </w:r>
-      <w:proofErr w:type="spellEnd"/>
-      <w:r>
-        <w:rPr>
-          <w:rFonts w:ascii="Arial" w:hAnsi="Arial" w:cs="Arial"/>
-          <w:sz w:val="20"/>
-          <w:szCs w:val="20"/>
-        </w:rPr>
-        <w:t xml:space="preserve"> processing using </w:t>
-      </w:r>
-      <w:r>
-        <w:rPr>
-          <w:rStyle w:val="Strong"/>
-          <w:rFonts w:ascii="Arial" w:hAnsi="Arial" w:cs="Arial"/>
-          <w:sz w:val="20"/>
-          <w:szCs w:val="20"/>
-        </w:rPr>
-        <w:t>AWS SQS/SNS</w:t>
-      </w:r>
-      <w:r>
-        <w:rPr>
-          <w:rFonts w:ascii="Arial" w:hAnsi="Arial" w:cs="Arial"/>
-          <w:sz w:val="20"/>
-          <w:szCs w:val="20"/>
-        </w:rPr>
-        <w:t xml:space="preserve"> with idempotent consumers, retries, and dead-letter handling to protect user flows from transient downstream failures.</w:t>
+        <w:t xml:space="preserve">Built and optimized </w:t>
+      </w:r>
+      <w:proofErr w:type="spellStart"/>
+      <w:r>
+        <w:rPr>
+          <w:b/>
+        </w:rPr>
+        <w:t>GraphQL</w:t>
+      </w:r>
+      <w:proofErr w:type="spellEnd"/>
+      <w:r>
+        <w:t xml:space="preserve"> services in </w:t>
+      </w:r>
+      <w:r>
+        <w:rPr>
+          <w:b/>
+        </w:rPr>
+        <w:t>Node.js</w:t>
+      </w:r>
+      <w:r>
+        <w:t xml:space="preserve"> with </w:t>
+      </w:r>
+      <w:proofErr w:type="spellStart"/>
+      <w:r>
+        <w:rPr>
+          <w:b/>
+        </w:rPr>
+        <w:t>TypeScript</w:t>
+      </w:r>
+      <w:proofErr w:type="spellEnd"/>
+      <w:r>
+        <w:t>, including schema design, resolver performance tuning, and secure API layer integration.</w:t>
       </w:r>
     </w:p>
     <w:p>
@@ -2126,100 +2186,42 @@
           <w:sz w:val="20"/>
           <w:szCs w:val="20"/>
         </w:rPr>
-        <w:t xml:space="preserve">Modernized data persistence using </w:t>
-      </w:r>
-      <w:r>
-        <w:rPr>
-          <w:rStyle w:val="Strong"/>
-          <w:rFonts w:ascii="Arial" w:hAnsi="Arial" w:cs="Arial"/>
-          <w:sz w:val="20"/>
-          <w:szCs w:val="20"/>
-        </w:rPr>
-        <w:t>RDS</w:t>
-      </w:r>
-      <w:r>
-        <w:rPr>
-          <w:rFonts w:ascii="Arial" w:hAnsi="Arial" w:cs="Arial"/>
-          <w:sz w:val="20"/>
-          <w:szCs w:val="20"/>
-        </w:rPr>
-        <w:t xml:space="preserve"> (</w:t>
-      </w:r>
-      <w:proofErr w:type="spellStart"/>
-      <w:r>
-        <w:rPr>
-          <w:rStyle w:val="Strong"/>
-          <w:rFonts w:ascii="Arial" w:hAnsi="Arial" w:cs="Arial"/>
-          <w:sz w:val="20"/>
-          <w:szCs w:val="20"/>
-        </w:rPr>
-        <w:t>PostgreSQL</w:t>
-      </w:r>
-      <w:proofErr w:type="spellEnd"/>
-      <w:r>
-        <w:rPr>
-          <w:rStyle w:val="Strong"/>
-          <w:rFonts w:ascii="Arial" w:hAnsi="Arial" w:cs="Arial"/>
-          <w:sz w:val="20"/>
-          <w:szCs w:val="20"/>
-        </w:rPr>
-        <w:t>/MySQL</w:t>
-      </w:r>
-      <w:r>
-        <w:rPr>
-          <w:rFonts w:ascii="Arial" w:hAnsi="Arial" w:cs="Arial"/>
-          <w:sz w:val="20"/>
-          <w:szCs w:val="20"/>
-        </w:rPr>
-        <w:t xml:space="preserve">) plus targeted caching with </w:t>
-      </w:r>
-      <w:proofErr w:type="spellStart"/>
-      <w:r>
-        <w:rPr>
-          <w:rStyle w:val="Strong"/>
-          <w:rFonts w:ascii="Arial" w:hAnsi="Arial" w:cs="Arial"/>
-          <w:sz w:val="20"/>
-          <w:szCs w:val="20"/>
-        </w:rPr>
-        <w:t>ElastiCache</w:t>
-      </w:r>
-      <w:proofErr w:type="spellEnd"/>
-      <w:r>
-        <w:rPr>
-          <w:rStyle w:val="Strong"/>
-          <w:rFonts w:ascii="Arial" w:hAnsi="Arial" w:cs="Arial"/>
-          <w:sz w:val="20"/>
-          <w:szCs w:val="20"/>
-        </w:rPr>
-        <w:t xml:space="preserve"> (</w:t>
-      </w:r>
-      <w:proofErr w:type="spellStart"/>
-      <w:r>
-        <w:rPr>
-          <w:rStyle w:val="Strong"/>
-          <w:rFonts w:ascii="Arial" w:hAnsi="Arial" w:cs="Arial"/>
-          <w:sz w:val="20"/>
-          <w:szCs w:val="20"/>
-        </w:rPr>
-        <w:t>Redis</w:t>
-      </w:r>
-      <w:proofErr w:type="spellEnd"/>
-      <w:r>
-        <w:rPr>
-          <w:rStyle w:val="Strong"/>
-          <w:rFonts w:ascii="Arial" w:hAnsi="Arial" w:cs="Arial"/>
-          <w:sz w:val="20"/>
-          <w:szCs w:val="20"/>
-        </w:rPr>
-        <w:t>)</w:t>
-      </w:r>
-      <w:r>
-        <w:rPr>
-          <w:rFonts w:ascii="Arial" w:hAnsi="Arial" w:cs="Arial"/>
-          <w:sz w:val="20"/>
-          <w:szCs w:val="20"/>
-        </w:rPr>
-        <w:t xml:space="preserve"> to stabilize hot paths and reduce backend latency.</w:t>
+        <w:t xml:space="preserve">Introduced </w:t>
+      </w:r>
+      <w:proofErr w:type="spellStart"/>
+      <w:r>
+        <w:rPr>
+          <w:rFonts w:ascii="Arial" w:hAnsi="Arial" w:cs="Arial"/>
+          <w:sz w:val="20"/>
+          <w:szCs w:val="20"/>
+        </w:rPr>
+        <w:t>async</w:t>
+      </w:r>
+      <w:proofErr w:type="spellEnd"/>
+      <w:r>
+        <w:rPr>
+          <w:rFonts w:ascii="Arial" w:hAnsi="Arial" w:cs="Arial"/>
+          <w:sz w:val="20"/>
+          <w:szCs w:val="20"/>
+        </w:rPr>
+        <w:t xml:space="preserve"> processing using </w:t>
+      </w:r>
+      <w:r>
+        <w:rPr>
+          <w:rStyle w:val="Strong"/>
+          <w:rFonts w:ascii="Arial" w:hAnsi="Arial" w:cs="Arial"/>
+          <w:sz w:val="20"/>
+          <w:szCs w:val="20"/>
+        </w:rPr>
+        <w:t>AWS SQS/SNS</w:t>
+      </w:r>
+      <w:r>
+        <w:rPr>
+          <w:rFonts w:ascii="Arial" w:hAnsi="Arial" w:cs="Arial"/>
+          <w:sz w:val="20"/>
+          <w:szCs w:val="20"/>
+        </w:rPr>
+        <w:t xml:space="preserve"> with idempotent consumers, retries, and dead-letter handling to protect user flows from transient downstream failures.</w:t>
       </w:r>
     </w:p>
     <w:p>
@@ -2242,44 +2244,100 @@
           <w:sz w:val="20"/>
           <w:szCs w:val="20"/>
         </w:rPr>
-        <w:t xml:space="preserve">Added selective </w:t>
-      </w:r>
-      <w:proofErr w:type="spellStart"/>
-      <w:r>
-        <w:rPr>
-          <w:rFonts w:ascii="Arial" w:hAnsi="Arial" w:cs="Arial"/>
-          <w:sz w:val="20"/>
-          <w:szCs w:val="20"/>
-        </w:rPr>
-        <w:t>NoSQL</w:t>
-      </w:r>
-      <w:proofErr w:type="spellEnd"/>
-      <w:r>
-        <w:rPr>
-          <w:rFonts w:ascii="Arial" w:hAnsi="Arial" w:cs="Arial"/>
-          <w:sz w:val="20"/>
-          <w:szCs w:val="20"/>
-        </w:rPr>
-        <w:t xml:space="preserve"> storage with </w:t>
-      </w:r>
-      <w:proofErr w:type="spellStart"/>
-      <w:r>
-        <w:rPr>
-          <w:rStyle w:val="Strong"/>
-          <w:rFonts w:ascii="Arial" w:hAnsi="Arial" w:cs="Arial"/>
-          <w:sz w:val="20"/>
-          <w:szCs w:val="20"/>
-        </w:rPr>
-        <w:t>DynamoDB</w:t>
-      </w:r>
-      <w:proofErr w:type="spellEnd"/>
-      <w:r>
-        <w:rPr>
-          <w:rFonts w:ascii="Arial" w:hAnsi="Arial" w:cs="Arial"/>
-          <w:sz w:val="20"/>
-          <w:szCs w:val="20"/>
-        </w:rPr>
-        <w:t xml:space="preserve"> for high-throughput state and lightweight event records, keeping relational systems focused on transactional consistency.</w:t>
+        <w:t xml:space="preserve">Modernized data persistence using </w:t>
+      </w:r>
+      <w:r>
+        <w:rPr>
+          <w:rStyle w:val="Strong"/>
+          <w:rFonts w:ascii="Arial" w:hAnsi="Arial" w:cs="Arial"/>
+          <w:sz w:val="20"/>
+          <w:szCs w:val="20"/>
+        </w:rPr>
+        <w:t>RDS</w:t>
+      </w:r>
+      <w:r>
+        <w:rPr>
+          <w:rFonts w:ascii="Arial" w:hAnsi="Arial" w:cs="Arial"/>
+          <w:sz w:val="20"/>
+          <w:szCs w:val="20"/>
+        </w:rPr>
+        <w:t xml:space="preserve"> (</w:t>
+      </w:r>
+      <w:proofErr w:type="spellStart"/>
+      <w:r>
+        <w:rPr>
+          <w:rStyle w:val="Strong"/>
+          <w:rFonts w:ascii="Arial" w:hAnsi="Arial" w:cs="Arial"/>
+          <w:sz w:val="20"/>
+          <w:szCs w:val="20"/>
+        </w:rPr>
+        <w:t>PostgreSQL</w:t>
+      </w:r>
+      <w:proofErr w:type="spellEnd"/>
+      <w:r>
+        <w:rPr>
+          <w:rStyle w:val="Strong"/>
+          <w:rFonts w:ascii="Arial" w:hAnsi="Arial" w:cs="Arial"/>
+          <w:sz w:val="20"/>
+          <w:szCs w:val="20"/>
+        </w:rPr>
+        <w:t>/MySQL</w:t>
+      </w:r>
+      <w:r>
+        <w:rPr>
+          <w:rFonts w:ascii="Arial" w:hAnsi="Arial" w:cs="Arial"/>
+          <w:sz w:val="20"/>
+          <w:szCs w:val="20"/>
+        </w:rPr>
+        <w:t xml:space="preserve">) plus targeted caching with </w:t>
+      </w:r>
+      <w:proofErr w:type="spellStart"/>
+      <w:r>
+        <w:rPr>
+          <w:rStyle w:val="Strong"/>
+          <w:rFonts w:ascii="Arial" w:hAnsi="Arial" w:cs="Arial"/>
+          <w:sz w:val="20"/>
+          <w:szCs w:val="20"/>
+        </w:rPr>
+        <w:t>ElastiCache</w:t>
+      </w:r>
+      <w:proofErr w:type="spellEnd"/>
+      <w:r>
+        <w:rPr>
+          <w:rStyle w:val="Strong"/>
+          <w:rFonts w:ascii="Arial" w:hAnsi="Arial" w:cs="Arial"/>
+          <w:sz w:val="20"/>
+          <w:szCs w:val="20"/>
+        </w:rPr>
+        <w:t xml:space="preserve"> (</w:t>
+      </w:r>
+      <w:proofErr w:type="spellStart"/>
+      <w:r>
+        <w:rPr>
+          <w:rStyle w:val="Strong"/>
+          <w:rFonts w:ascii="Arial" w:hAnsi="Arial" w:cs="Arial"/>
+          <w:sz w:val="20"/>
+          <w:szCs w:val="20"/>
+        </w:rPr>
+        <w:t>Redis</w:t>
+      </w:r>
+      <w:proofErr w:type="spellEnd"/>
+      <w:r>
+        <w:rPr>
+          <w:rStyle w:val="Strong"/>
+          <w:rFonts w:ascii="Arial" w:hAnsi="Arial" w:cs="Arial"/>
+          <w:sz w:val="20"/>
+          <w:szCs w:val="20"/>
+        </w:rPr>
+        <w:t>)</w:t>
+      </w:r>
+      <w:r>
+        <w:rPr>
+          <w:rFonts w:ascii="Arial" w:hAnsi="Arial" w:cs="Arial"/>
+          <w:sz w:val="20"/>
+          <w:szCs w:val="20"/>
+        </w:rPr>
+        <w:t xml:space="preserve"> to stabilize hot paths and reduce backend latency.</w:t>
       </w:r>
     </w:p>
     <w:p>
@@ -2302,35 +2360,44 @@
           <w:sz w:val="20"/>
           <w:szCs w:val="20"/>
         </w:rPr>
-        <w:t xml:space="preserve">Implemented search and filtering experiences backed by </w:t>
-      </w:r>
-      <w:proofErr w:type="spellStart"/>
-      <w:r>
-        <w:rPr>
-          <w:rStyle w:val="Strong"/>
-          <w:rFonts w:ascii="Arial" w:hAnsi="Arial" w:cs="Arial"/>
-          <w:sz w:val="20"/>
-          <w:szCs w:val="20"/>
-        </w:rPr>
-        <w:t>Elasticsearch</w:t>
-      </w:r>
-      <w:proofErr w:type="spellEnd"/>
-      <w:r>
-        <w:rPr>
-          <w:rStyle w:val="Strong"/>
-          <w:rFonts w:ascii="Arial" w:hAnsi="Arial" w:cs="Arial"/>
-          <w:sz w:val="20"/>
-          <w:szCs w:val="20"/>
-        </w:rPr>
-        <w:t>/OpenSearch</w:t>
-      </w:r>
-      <w:r>
-        <w:rPr>
-          <w:rFonts w:ascii="Arial" w:hAnsi="Arial" w:cs="Arial"/>
-          <w:sz w:val="20"/>
-          <w:szCs w:val="20"/>
-        </w:rPr>
-        <w:t>, including index strategies and query tuning to keep user-facing searches responsive.</w:t>
+        <w:t xml:space="preserve">Added selective </w:t>
+      </w:r>
+      <w:proofErr w:type="spellStart"/>
+      <w:r>
+        <w:rPr>
+          <w:rFonts w:ascii="Arial" w:hAnsi="Arial" w:cs="Arial"/>
+          <w:sz w:val="20"/>
+          <w:szCs w:val="20"/>
+        </w:rPr>
+        <w:t>NoSQL</w:t>
+      </w:r>
+      <w:proofErr w:type="spellEnd"/>
+      <w:r>
+        <w:rPr>
+          <w:rFonts w:ascii="Arial" w:hAnsi="Arial" w:cs="Arial"/>
+          <w:sz w:val="20"/>
+          <w:szCs w:val="20"/>
+        </w:rPr>
+        <w:t xml:space="preserve"> storage with </w:t>
+      </w:r>
+      <w:proofErr w:type="spellStart"/>
+      <w:r>
+        <w:rPr>
+          <w:rStyle w:val="Strong"/>
+          <w:rFonts w:ascii="Arial" w:hAnsi="Arial" w:cs="Arial"/>
+          <w:sz w:val="20"/>
+          <w:szCs w:val="20"/>
+        </w:rPr>
+        <w:t>DynamoDB</w:t>
+      </w:r>
+      <w:proofErr w:type="spellEnd"/>
+      <w:r>
+        <w:rPr>
+          <w:rFonts w:ascii="Arial" w:hAnsi="Arial" w:cs="Arial"/>
+          <w:sz w:val="20"/>
+          <w:szCs w:val="20"/>
+        </w:rPr>
+        <w:t xml:space="preserve"> for high-throughput state and lightweight event records, keeping relational systems focused on transactional consistency.</w:t>
       </w:r>
     </w:p>
     <w:p>
@@ -2353,43 +2420,35 @@
           <w:sz w:val="20"/>
           <w:szCs w:val="20"/>
         </w:rPr>
-        <w:t xml:space="preserve">Delivered artifact storage and media/document delivery using </w:t>
-      </w:r>
-      <w:r>
-        <w:rPr>
-          <w:rStyle w:val="Strong"/>
-          <w:rFonts w:ascii="Arial" w:hAnsi="Arial" w:cs="Arial"/>
-          <w:sz w:val="20"/>
-          <w:szCs w:val="20"/>
-        </w:rPr>
-        <w:t>S3</w:t>
-      </w:r>
-      <w:r>
-        <w:rPr>
-          <w:rFonts w:ascii="Arial" w:hAnsi="Arial" w:cs="Arial"/>
-          <w:sz w:val="20"/>
-          <w:szCs w:val="20"/>
-        </w:rPr>
-        <w:t xml:space="preserve"> and signed URLs, with caching and edge behavior improvements through </w:t>
-      </w:r>
-      <w:proofErr w:type="spellStart"/>
-      <w:r>
-        <w:rPr>
-          <w:rStyle w:val="Strong"/>
-          <w:rFonts w:ascii="Arial" w:hAnsi="Arial" w:cs="Arial"/>
-          <w:sz w:val="20"/>
-          <w:szCs w:val="20"/>
-        </w:rPr>
-        <w:t>CloudFront</w:t>
-      </w:r>
-      <w:proofErr w:type="spellEnd"/>
-      <w:r>
-        <w:rPr>
-          <w:rFonts w:ascii="Arial" w:hAnsi="Arial" w:cs="Arial"/>
-          <w:sz w:val="20"/>
-          <w:szCs w:val="20"/>
-        </w:rPr>
-        <w:t xml:space="preserve"> for faster mobile downloads.</w:t>
+        <w:t xml:space="preserve">Implemented search and filtering experiences backed by </w:t>
+      </w:r>
+      <w:proofErr w:type="spellStart"/>
+      <w:r>
+        <w:rPr>
+          <w:rStyle w:val="Strong"/>
+          <w:rFonts w:ascii="Arial" w:hAnsi="Arial" w:cs="Arial"/>
+          <w:sz w:val="20"/>
+          <w:szCs w:val="20"/>
+        </w:rPr>
+        <w:t>Elasticsearch</w:t>
+      </w:r>
+      <w:proofErr w:type="spellEnd"/>
+      <w:r>
+        <w:rPr>
+          <w:rStyle w:val="Strong"/>
+          <w:rFonts w:ascii="Arial" w:hAnsi="Arial" w:cs="Arial"/>
+          <w:sz w:val="20"/>
+          <w:szCs w:val="20"/>
+        </w:rPr>
+        <w:t>/OpenSearch</w:t>
+      </w:r>
+      <w:r>
+        <w:rPr>
+          <w:rFonts w:ascii="Arial" w:hAnsi="Arial" w:cs="Arial"/>
+          <w:sz w:val="20"/>
+          <w:szCs w:val="20"/>
+        </w:rPr>
+        <w:t>, including index strategies and query tuning to keep user-facing searches responsive.</w:t>
       </w:r>
     </w:p>
     <w:p>
@@ -2412,80 +2471,43 @@
           <w:sz w:val="20"/>
           <w:szCs w:val="20"/>
         </w:rPr>
-        <w:t xml:space="preserve">Supported containerized deployments using </w:t>
-      </w:r>
-      <w:proofErr w:type="spellStart"/>
-      <w:r>
-        <w:rPr>
-          <w:rStyle w:val="Strong"/>
-          <w:rFonts w:ascii="Arial" w:hAnsi="Arial" w:cs="Arial"/>
-          <w:sz w:val="20"/>
-          <w:szCs w:val="20"/>
-        </w:rPr>
-        <w:t>Docker</w:t>
-      </w:r>
-      <w:proofErr w:type="spellEnd"/>
-      <w:r>
-        <w:rPr>
-          <w:rFonts w:ascii="Arial" w:hAnsi="Arial" w:cs="Arial"/>
-          <w:sz w:val="20"/>
-          <w:szCs w:val="20"/>
-        </w:rPr>
-        <w:t xml:space="preserve"> and </w:t>
-      </w:r>
-      <w:proofErr w:type="spellStart"/>
-      <w:r>
-        <w:rPr>
-          <w:rStyle w:val="Strong"/>
-          <w:rFonts w:ascii="Arial" w:hAnsi="Arial" w:cs="Arial"/>
-          <w:sz w:val="20"/>
-          <w:szCs w:val="20"/>
-        </w:rPr>
-        <w:t>Kubernetes</w:t>
-      </w:r>
-      <w:proofErr w:type="spellEnd"/>
-      <w:r>
-        <w:rPr>
-          <w:rFonts w:ascii="Arial" w:hAnsi="Arial" w:cs="Arial"/>
-          <w:sz w:val="20"/>
-          <w:szCs w:val="20"/>
-        </w:rPr>
-        <w:t xml:space="preserve"> on </w:t>
-      </w:r>
-      <w:r>
-        <w:rPr>
-          <w:rStyle w:val="Strong"/>
-          <w:rFonts w:ascii="Arial" w:hAnsi="Arial" w:cs="Arial"/>
-          <w:sz w:val="20"/>
-          <w:szCs w:val="20"/>
-        </w:rPr>
-        <w:t>EKS/ECS</w:t>
-      </w:r>
-      <w:r>
-        <w:rPr>
-          <w:rFonts w:ascii="Arial" w:hAnsi="Arial" w:cs="Arial"/>
-          <w:sz w:val="20"/>
-          <w:szCs w:val="20"/>
-        </w:rPr>
-        <w:t xml:space="preserve">, enabling consistent environments across </w:t>
-      </w:r>
-      <w:proofErr w:type="spellStart"/>
-      <w:r>
-        <w:rPr>
-          <w:rFonts w:ascii="Arial" w:hAnsi="Arial" w:cs="Arial"/>
-          <w:sz w:val="20"/>
-          <w:szCs w:val="20"/>
-        </w:rPr>
-        <w:t>dev</w:t>
-      </w:r>
-      <w:proofErr w:type="spellEnd"/>
-      <w:r>
-        <w:rPr>
-          <w:rFonts w:ascii="Arial" w:hAnsi="Arial" w:cs="Arial"/>
-          <w:sz w:val="20"/>
-          <w:szCs w:val="20"/>
-        </w:rPr>
-        <w:t>/stage/prod and safer rollouts.</w:t>
+        <w:t xml:space="preserve">Delivered artifact storage and media/document delivery using </w:t>
+      </w:r>
+      <w:r>
+        <w:rPr>
+          <w:rStyle w:val="Strong"/>
+          <w:rFonts w:ascii="Arial" w:hAnsi="Arial" w:cs="Arial"/>
+          <w:sz w:val="20"/>
+          <w:szCs w:val="20"/>
+        </w:rPr>
+        <w:t>S3</w:t>
+      </w:r>
+      <w:r>
+        <w:rPr>
+          <w:rFonts w:ascii="Arial" w:hAnsi="Arial" w:cs="Arial"/>
+          <w:sz w:val="20"/>
+          <w:szCs w:val="20"/>
+        </w:rPr>
+        <w:t xml:space="preserve"> and signed URLs, with caching and edge behavior improvements through </w:t>
+      </w:r>
+      <w:proofErr w:type="spellStart"/>
+      <w:r>
+        <w:rPr>
+          <w:rStyle w:val="Strong"/>
+          <w:rFonts w:ascii="Arial" w:hAnsi="Arial" w:cs="Arial"/>
+          <w:sz w:val="20"/>
+          <w:szCs w:val="20"/>
+        </w:rPr>
+        <w:t>CloudFront</w:t>
+      </w:r>
+      <w:proofErr w:type="spellEnd"/>
+      <w:r>
+        <w:rPr>
+          <w:rFonts w:ascii="Arial" w:hAnsi="Arial" w:cs="Arial"/>
+          <w:sz w:val="20"/>
+          <w:szCs w:val="20"/>
+        </w:rPr>
+        <w:t xml:space="preserve"> for faster mobile downloads.</w:t>
       </w:r>
     </w:p>
     <w:p>
@@ -2508,63 +2530,80 @@
           <w:sz w:val="20"/>
           <w:szCs w:val="20"/>
         </w:rPr>
-        <w:t xml:space="preserve">Automated workflows with </w:t>
-      </w:r>
-      <w:proofErr w:type="spellStart"/>
-      <w:r>
-        <w:rPr>
-          <w:rStyle w:val="Strong"/>
-          <w:rFonts w:ascii="Arial" w:hAnsi="Arial" w:cs="Arial"/>
-          <w:sz w:val="20"/>
-          <w:szCs w:val="20"/>
-        </w:rPr>
-        <w:t>Terraform</w:t>
-      </w:r>
-      <w:proofErr w:type="spellEnd"/>
-      <w:r>
-        <w:rPr>
-          <w:rStyle w:val="Strong"/>
-          <w:rFonts w:ascii="Arial" w:hAnsi="Arial" w:cs="Arial"/>
-          <w:sz w:val="20"/>
-          <w:szCs w:val="20"/>
-        </w:rPr>
-        <w:t>/</w:t>
-      </w:r>
-      <w:proofErr w:type="spellStart"/>
-      <w:r>
-        <w:rPr>
-          <w:rStyle w:val="Strong"/>
-          <w:rFonts w:ascii="Arial" w:hAnsi="Arial" w:cs="Arial"/>
-          <w:sz w:val="20"/>
-          <w:szCs w:val="20"/>
-        </w:rPr>
-        <w:t>CloudFormation</w:t>
-      </w:r>
-      <w:proofErr w:type="spellEnd"/>
-      <w:r>
-        <w:rPr>
-          <w:rFonts w:ascii="Arial" w:hAnsi="Arial" w:cs="Arial"/>
-          <w:sz w:val="20"/>
-          <w:szCs w:val="20"/>
-        </w:rPr>
-        <w:t xml:space="preserve">, ensuring repeatable infrastructure changes across </w:t>
-      </w:r>
-      <w:r>
-        <w:rPr>
-          <w:rStyle w:val="Strong"/>
-          <w:rFonts w:ascii="Arial" w:hAnsi="Arial" w:cs="Arial"/>
-          <w:sz w:val="20"/>
-          <w:szCs w:val="20"/>
-        </w:rPr>
-        <w:t>IAM</w:t>
-      </w:r>
-      <w:r>
-        <w:rPr>
-          <w:rFonts w:ascii="Arial" w:hAnsi="Arial" w:cs="Arial"/>
-          <w:sz w:val="20"/>
-          <w:szCs w:val="20"/>
-        </w:rPr>
-        <w:t>, networking, and service configuration.</w:t>
+        <w:t xml:space="preserve">Supported containerized deployments using </w:t>
+      </w:r>
+      <w:proofErr w:type="spellStart"/>
+      <w:r>
+        <w:rPr>
+          <w:rStyle w:val="Strong"/>
+          <w:rFonts w:ascii="Arial" w:hAnsi="Arial" w:cs="Arial"/>
+          <w:sz w:val="20"/>
+          <w:szCs w:val="20"/>
+        </w:rPr>
+        <w:t>Docker</w:t>
+      </w:r>
+      <w:proofErr w:type="spellEnd"/>
+      <w:r>
+        <w:rPr>
+          <w:rFonts w:ascii="Arial" w:hAnsi="Arial" w:cs="Arial"/>
+          <w:sz w:val="20"/>
+          <w:szCs w:val="20"/>
+        </w:rPr>
+        <w:t xml:space="preserve"> and </w:t>
+      </w:r>
+      <w:proofErr w:type="spellStart"/>
+      <w:r>
+        <w:rPr>
+          <w:rStyle w:val="Strong"/>
+          <w:rFonts w:ascii="Arial" w:hAnsi="Arial" w:cs="Arial"/>
+          <w:sz w:val="20"/>
+          <w:szCs w:val="20"/>
+        </w:rPr>
+        <w:t>Kubernetes</w:t>
+      </w:r>
+      <w:proofErr w:type="spellEnd"/>
+      <w:r>
+        <w:rPr>
+          <w:rFonts w:ascii="Arial" w:hAnsi="Arial" w:cs="Arial"/>
+          <w:sz w:val="20"/>
+          <w:szCs w:val="20"/>
+        </w:rPr>
+        <w:t xml:space="preserve"> on </w:t>
+      </w:r>
+      <w:r>
+        <w:rPr>
+          <w:rStyle w:val="Strong"/>
+          <w:rFonts w:ascii="Arial" w:hAnsi="Arial" w:cs="Arial"/>
+          <w:sz w:val="20"/>
+          <w:szCs w:val="20"/>
+        </w:rPr>
+        <w:t>EKS/ECS</w:t>
+      </w:r>
+      <w:r>
+        <w:rPr>
+          <w:rFonts w:ascii="Arial" w:hAnsi="Arial" w:cs="Arial"/>
+          <w:sz w:val="20"/>
+          <w:szCs w:val="20"/>
+        </w:rPr>
+        <w:t xml:space="preserve">, enabling consistent environments across </w:t>
+      </w:r>
+      <w:proofErr w:type="spellStart"/>
+      <w:r>
+        <w:rPr>
+          <w:rFonts w:ascii="Arial" w:hAnsi="Arial" w:cs="Arial"/>
+          <w:sz w:val="20"/>
+          <w:szCs w:val="20"/>
+        </w:rPr>
+        <w:t>dev</w:t>
+      </w:r>
+      <w:proofErr w:type="spellEnd"/>
+      <w:r>
+        <w:rPr>
+          <w:rFonts w:ascii="Arial" w:hAnsi="Arial" w:cs="Arial"/>
+          <w:sz w:val="20"/>
+          <w:szCs w:val="20"/>
+        </w:rPr>
+        <w:t>/stage/prod and safer rollouts.</w:t>
       </w:r>
     </w:p>
     <w:p>
@@ -2587,59 +2626,63 @@
           <w:sz w:val="20"/>
           <w:szCs w:val="20"/>
         </w:rPr>
-        <w:t xml:space="preserve">Implemented </w:t>
-      </w:r>
-      <w:proofErr w:type="spellStart"/>
-      <w:r>
-        <w:rPr>
-          <w:rFonts w:ascii="Arial" w:hAnsi="Arial" w:cs="Arial"/>
-          <w:sz w:val="20"/>
-          <w:szCs w:val="20"/>
-        </w:rPr>
-        <w:t>serverless</w:t>
-      </w:r>
-      <w:proofErr w:type="spellEnd"/>
-      <w:r>
-        <w:rPr>
-          <w:rFonts w:ascii="Arial" w:hAnsi="Arial" w:cs="Arial"/>
-          <w:sz w:val="20"/>
-          <w:szCs w:val="20"/>
-        </w:rPr>
-        <w:t xml:space="preserve"> utilities using </w:t>
-      </w:r>
-      <w:r>
-        <w:rPr>
-          <w:rStyle w:val="Strong"/>
-          <w:rFonts w:ascii="Arial" w:hAnsi="Arial" w:cs="Arial"/>
-          <w:sz w:val="20"/>
-          <w:szCs w:val="20"/>
-        </w:rPr>
-        <w:t>Lambda</w:t>
-      </w:r>
-      <w:r>
-        <w:rPr>
-          <w:rFonts w:ascii="Arial" w:hAnsi="Arial" w:cs="Arial"/>
-          <w:sz w:val="20"/>
-          <w:szCs w:val="20"/>
-        </w:rPr>
-        <w:t xml:space="preserve"> behind </w:t>
-      </w:r>
-      <w:r>
-        <w:rPr>
-          <w:rStyle w:val="Strong"/>
-          <w:rFonts w:ascii="Arial" w:hAnsi="Arial" w:cs="Arial"/>
-          <w:sz w:val="20"/>
-          <w:szCs w:val="20"/>
-        </w:rPr>
-        <w:t>API Gateway</w:t>
-      </w:r>
-      <w:r>
-        <w:rPr>
-          <w:rFonts w:ascii="Arial" w:hAnsi="Arial" w:cs="Arial"/>
-          <w:sz w:val="20"/>
-          <w:szCs w:val="20"/>
-        </w:rPr>
-        <w:t xml:space="preserve"> for lightweight integrations and event-triggered tasks, reducing operational overhead for small services.</w:t>
+        <w:t xml:space="preserve">Automated workflows with </w:t>
+      </w:r>
+      <w:proofErr w:type="spellStart"/>
+      <w:r>
+        <w:rPr>
+          <w:rStyle w:val="Strong"/>
+          <w:rFonts w:ascii="Arial" w:hAnsi="Arial" w:cs="Arial"/>
+          <w:sz w:val="20"/>
+          <w:szCs w:val="20"/>
+        </w:rPr>
+        <w:t>Terraform</w:t>
+      </w:r>
+      <w:proofErr w:type="spellEnd"/>
+      <w:r>
+        <w:rPr>
+          <w:rStyle w:val="Strong"/>
+          <w:rFonts w:ascii="Arial" w:hAnsi="Arial" w:cs="Arial"/>
+          <w:sz w:val="20"/>
+          <w:szCs w:val="20"/>
+        </w:rPr>
+        <w:t>/</w:t>
+      </w:r>
+      <w:proofErr w:type="spellStart"/>
+      <w:r>
+        <w:rPr>
+          <w:rStyle w:val="Strong"/>
+          <w:rFonts w:ascii="Arial" w:hAnsi="Arial" w:cs="Arial"/>
+          <w:sz w:val="20"/>
+          <w:szCs w:val="20"/>
+        </w:rPr>
+        <w:t>CloudFormation</w:t>
+      </w:r>
+      <w:proofErr w:type="spellEnd"/>
+      <w:r>
+        <w:rPr>
+          <w:rFonts w:ascii="Arial" w:hAnsi="Arial" w:cs="Arial"/>
+          <w:sz w:val="20"/>
+          <w:szCs w:val="20"/>
+        </w:rPr>
+        <w:t xml:space="preserve">, ensuring repeatable infrastructure changes across </w:t>
+      </w:r>
+      <w:r>
+        <w:rPr>
+          <w:rStyle w:val="Strong"/>
+          <w:rFonts w:ascii="Arial" w:hAnsi="Arial" w:cs="Arial"/>
+          <w:sz w:val="20"/>
+          <w:szCs w:val="20"/>
+        </w:rPr>
+        <w:t>IAM</w:t>
+      </w:r>
+      <w:r>
+        <w:rPr>
+          <w:rFonts w:ascii="Arial" w:hAnsi="Arial" w:cs="Arial"/>
+          <w:sz w:val="20"/>
+          <w:szCs w:val="20"/>
+        </w:rPr>
+        <w:t>, networking, and service configuration.</w:t>
       </w:r>
     </w:p>
     <w:p>
@@ -2662,100 +2705,59 @@
           <w:sz w:val="20"/>
           <w:szCs w:val="20"/>
         </w:rPr>
-        <w:t xml:space="preserve">Standardized telemetry using </w:t>
-      </w:r>
-      <w:proofErr w:type="spellStart"/>
-      <w:r>
-        <w:rPr>
-          <w:rStyle w:val="Strong"/>
-          <w:rFonts w:ascii="Arial" w:hAnsi="Arial" w:cs="Arial"/>
-          <w:sz w:val="20"/>
-          <w:szCs w:val="20"/>
-        </w:rPr>
-        <w:t>OpenTelemetry</w:t>
-      </w:r>
-      <w:proofErr w:type="spellEnd"/>
-      <w:r>
-        <w:rPr>
-          <w:rFonts w:ascii="Arial" w:hAnsi="Arial" w:cs="Arial"/>
-          <w:sz w:val="20"/>
-          <w:szCs w:val="20"/>
-        </w:rPr>
-        <w:t xml:space="preserve"> with exports to </w:t>
-      </w:r>
-      <w:proofErr w:type="spellStart"/>
-      <w:r>
-        <w:rPr>
-          <w:rStyle w:val="Strong"/>
-          <w:rFonts w:ascii="Arial" w:hAnsi="Arial" w:cs="Arial"/>
-          <w:sz w:val="20"/>
-          <w:szCs w:val="20"/>
-        </w:rPr>
-        <w:t>Datadog</w:t>
-      </w:r>
-      <w:proofErr w:type="spellEnd"/>
-      <w:r>
-        <w:rPr>
-          <w:rFonts w:ascii="Arial" w:hAnsi="Arial" w:cs="Arial"/>
-          <w:sz w:val="20"/>
-          <w:szCs w:val="20"/>
-        </w:rPr>
-        <w:t xml:space="preserve">, plus dashboards/alerts using </w:t>
-      </w:r>
-      <w:r>
-        <w:rPr>
-          <w:rStyle w:val="Strong"/>
-          <w:rFonts w:ascii="Arial" w:hAnsi="Arial" w:cs="Arial"/>
-          <w:sz w:val="20"/>
-          <w:szCs w:val="20"/>
-        </w:rPr>
-        <w:t>Prometheus</w:t>
-      </w:r>
-      <w:r>
-        <w:rPr>
-          <w:rFonts w:ascii="Arial" w:hAnsi="Arial" w:cs="Arial"/>
-          <w:sz w:val="20"/>
-          <w:szCs w:val="20"/>
-        </w:rPr>
-        <w:t xml:space="preserve">, </w:t>
-      </w:r>
-      <w:proofErr w:type="spellStart"/>
-      <w:r>
-        <w:rPr>
-          <w:rStyle w:val="Strong"/>
-          <w:rFonts w:ascii="Arial" w:hAnsi="Arial" w:cs="Arial"/>
-          <w:sz w:val="20"/>
-          <w:szCs w:val="20"/>
-        </w:rPr>
-        <w:t>Grafana</w:t>
-      </w:r>
-      <w:proofErr w:type="spellEnd"/>
-      <w:r>
-        <w:rPr>
-          <w:rFonts w:ascii="Arial" w:hAnsi="Arial" w:cs="Arial"/>
-          <w:sz w:val="20"/>
-          <w:szCs w:val="20"/>
-        </w:rPr>
-        <w:t xml:space="preserve">, and </w:t>
-      </w:r>
-      <w:proofErr w:type="spellStart"/>
-      <w:r>
-        <w:rPr>
-          <w:rStyle w:val="Strong"/>
-          <w:rFonts w:ascii="Arial" w:hAnsi="Arial" w:cs="Arial"/>
-          <w:sz w:val="20"/>
-          <w:szCs w:val="20"/>
-        </w:rPr>
-        <w:t>CloudWatch</w:t>
-      </w:r>
-      <w:proofErr w:type="spellEnd"/>
-      <w:r>
-        <w:rPr>
-          <w:rFonts w:ascii="Arial" w:hAnsi="Arial" w:cs="Arial"/>
-          <w:sz w:val="20"/>
-          <w:szCs w:val="20"/>
-        </w:rPr>
-        <w:t xml:space="preserve"> for mobile-backend signals.</w:t>
+        <w:t xml:space="preserve">Implemented </w:t>
+      </w:r>
+      <w:proofErr w:type="spellStart"/>
+      <w:r>
+        <w:rPr>
+          <w:rFonts w:ascii="Arial" w:hAnsi="Arial" w:cs="Arial"/>
+          <w:sz w:val="20"/>
+          <w:szCs w:val="20"/>
+        </w:rPr>
+        <w:t>serverless</w:t>
+      </w:r>
+      <w:proofErr w:type="spellEnd"/>
+      <w:r>
+        <w:rPr>
+          <w:rFonts w:ascii="Arial" w:hAnsi="Arial" w:cs="Arial"/>
+          <w:sz w:val="20"/>
+          <w:szCs w:val="20"/>
+        </w:rPr>
+        <w:t xml:space="preserve"> utilities using </w:t>
+      </w:r>
+      <w:r>
+        <w:rPr>
+          <w:rStyle w:val="Strong"/>
+          <w:rFonts w:ascii="Arial" w:hAnsi="Arial" w:cs="Arial"/>
+          <w:sz w:val="20"/>
+          <w:szCs w:val="20"/>
+        </w:rPr>
+        <w:t>Lambda</w:t>
+      </w:r>
+      <w:r>
+        <w:rPr>
+          <w:rFonts w:ascii="Arial" w:hAnsi="Arial" w:cs="Arial"/>
+          <w:sz w:val="20"/>
+          <w:szCs w:val="20"/>
+        </w:rPr>
+        <w:t xml:space="preserve"> behind </w:t>
+      </w:r>
+      <w:r>
+        <w:rPr>
+          <w:rStyle w:val="Strong"/>
+          <w:rFonts w:ascii="Arial" w:hAnsi="Arial" w:cs="Arial"/>
+          <w:sz w:val="20"/>
+          <w:szCs w:val="20"/>
+        </w:rPr>
+        <w:t>API Gateway</w:t>
+      </w:r>
+      <w:r>
+        <w:rPr>
+          <w:rFonts w:ascii="Arial" w:hAnsi="Arial" w:cs="Arial"/>
+          <w:sz w:val="20"/>
+          <w:szCs w:val="20"/>
+        </w:rPr>
+        <w:t xml:space="preserve"> for lightweight integrations and event-triggered tasks, reducing operational overhead for small services.</w:t>
       </w:r>
     </w:p>
     <w:p>
@@ -2779,16 +2781,54 @@
           <w:szCs w:val="20"/>
         </w:rPr>
         <w:lastRenderedPageBreak/>
-        <w:t xml:space="preserve">Strengthened platform security with </w:t>
-      </w:r>
-      <w:r>
-        <w:rPr>
-          <w:rStyle w:val="Strong"/>
-          <w:rFonts w:ascii="Arial" w:hAnsi="Arial" w:cs="Arial"/>
-          <w:sz w:val="20"/>
-          <w:szCs w:val="20"/>
-        </w:rPr>
-        <w:t>OAuth2/OIDC</w:t>
+        <w:t xml:space="preserve">Standardized telemetry using </w:t>
+      </w:r>
+      <w:proofErr w:type="spellStart"/>
+      <w:r>
+        <w:rPr>
+          <w:rStyle w:val="Strong"/>
+          <w:rFonts w:ascii="Arial" w:hAnsi="Arial" w:cs="Arial"/>
+          <w:sz w:val="20"/>
+          <w:szCs w:val="20"/>
+        </w:rPr>
+        <w:t>OpenTelemetry</w:t>
+      </w:r>
+      <w:proofErr w:type="spellEnd"/>
+      <w:r>
+        <w:rPr>
+          <w:rFonts w:ascii="Arial" w:hAnsi="Arial" w:cs="Arial"/>
+          <w:sz w:val="20"/>
+          <w:szCs w:val="20"/>
+        </w:rPr>
+        <w:t xml:space="preserve"> with exports to </w:t>
+      </w:r>
+      <w:proofErr w:type="spellStart"/>
+      <w:r>
+        <w:rPr>
+          <w:rStyle w:val="Strong"/>
+          <w:rFonts w:ascii="Arial" w:hAnsi="Arial" w:cs="Arial"/>
+          <w:sz w:val="20"/>
+          <w:szCs w:val="20"/>
+        </w:rPr>
+        <w:t>Datadog</w:t>
+      </w:r>
+      <w:proofErr w:type="spellEnd"/>
+      <w:r>
+        <w:rPr>
+          <w:rFonts w:ascii="Arial" w:hAnsi="Arial" w:cs="Arial"/>
+          <w:sz w:val="20"/>
+          <w:szCs w:val="20"/>
+        </w:rPr>
+        <w:t xml:space="preserve">, plus dashboards/alerts using </w:t>
+      </w:r>
+      <w:r>
+        <w:rPr>
+          <w:rStyle w:val="Strong"/>
+          <w:rFonts w:ascii="Arial" w:hAnsi="Arial" w:cs="Arial"/>
+          <w:sz w:val="20"/>
+          <w:szCs w:val="20"/>
+        </w:rPr>
+        <w:t>Prometheus</w:t>
       </w:r>
       <w:r>
         <w:rPr>
@@ -2798,78 +2838,43 @@
         </w:rPr>
         <w:t xml:space="preserve">, </w:t>
       </w:r>
-      <w:r>
-        <w:rPr>
-          <w:rStyle w:val="Strong"/>
-          <w:rFonts w:ascii="Arial" w:hAnsi="Arial" w:cs="Arial"/>
-          <w:sz w:val="20"/>
-          <w:szCs w:val="20"/>
-        </w:rPr>
-        <w:t>JWT</w:t>
-      </w:r>
-      <w:r>
-        <w:rPr>
-          <w:rFonts w:ascii="Arial" w:hAnsi="Arial" w:cs="Arial"/>
-          <w:sz w:val="20"/>
-          <w:szCs w:val="20"/>
-        </w:rPr>
-        <w:t xml:space="preserve">, </w:t>
-      </w:r>
-      <w:r>
-        <w:rPr>
-          <w:rStyle w:val="Strong"/>
-          <w:rFonts w:ascii="Arial" w:hAnsi="Arial" w:cs="Arial"/>
-          <w:sz w:val="20"/>
-          <w:szCs w:val="20"/>
-        </w:rPr>
-        <w:t>RBAC/ABAC</w:t>
-      </w:r>
-      <w:r>
-        <w:rPr>
-          <w:rFonts w:ascii="Arial" w:hAnsi="Arial" w:cs="Arial"/>
-          <w:sz w:val="20"/>
-          <w:szCs w:val="20"/>
-        </w:rPr>
-        <w:t xml:space="preserve">, and audit logging; integrated identity providers including </w:t>
-      </w:r>
-      <w:proofErr w:type="spellStart"/>
-      <w:r>
-        <w:rPr>
-          <w:rStyle w:val="Strong"/>
-          <w:rFonts w:ascii="Arial" w:hAnsi="Arial" w:cs="Arial"/>
-          <w:sz w:val="20"/>
-          <w:szCs w:val="20"/>
-        </w:rPr>
-        <w:t>Okta</w:t>
-      </w:r>
-      <w:proofErr w:type="spellEnd"/>
-      <w:r>
-        <w:rPr>
-          <w:rStyle w:val="Strong"/>
-          <w:rFonts w:ascii="Arial" w:hAnsi="Arial" w:cs="Arial"/>
-          <w:sz w:val="20"/>
-          <w:szCs w:val="20"/>
-        </w:rPr>
-        <w:t xml:space="preserve">/Auth0/AWS </w:t>
-      </w:r>
-      <w:proofErr w:type="spellStart"/>
-      <w:r>
-        <w:rPr>
-          <w:rStyle w:val="Strong"/>
-          <w:rFonts w:ascii="Arial" w:hAnsi="Arial" w:cs="Arial"/>
-          <w:sz w:val="20"/>
-          <w:szCs w:val="20"/>
-        </w:rPr>
-        <w:t>Cognito</w:t>
-      </w:r>
-      <w:proofErr w:type="spellEnd"/>
-      <w:r>
-        <w:rPr>
-          <w:rFonts w:ascii="Arial" w:hAnsi="Arial" w:cs="Arial"/>
-          <w:sz w:val="20"/>
-          <w:szCs w:val="20"/>
-        </w:rPr>
-        <w:t xml:space="preserve"> where required.</w:t>
+      <w:proofErr w:type="spellStart"/>
+      <w:r>
+        <w:rPr>
+          <w:rStyle w:val="Strong"/>
+          <w:rFonts w:ascii="Arial" w:hAnsi="Arial" w:cs="Arial"/>
+          <w:sz w:val="20"/>
+          <w:szCs w:val="20"/>
+        </w:rPr>
+        <w:t>Grafana</w:t>
+      </w:r>
+      <w:proofErr w:type="spellEnd"/>
+      <w:r>
+        <w:rPr>
+          <w:rFonts w:ascii="Arial" w:hAnsi="Arial" w:cs="Arial"/>
+          <w:sz w:val="20"/>
+          <w:szCs w:val="20"/>
+        </w:rPr>
+        <w:t xml:space="preserve">, and </w:t>
+      </w:r>
+      <w:proofErr w:type="spellStart"/>
+      <w:r>
+        <w:rPr>
+          <w:rStyle w:val="Strong"/>
+          <w:rFonts w:ascii="Arial" w:hAnsi="Arial" w:cs="Arial"/>
+          <w:sz w:val="20"/>
+          <w:szCs w:val="20"/>
+        </w:rPr>
+        <w:t>CloudWatch</w:t>
+      </w:r>
+      <w:proofErr w:type="spellEnd"/>
+      <w:r>
+        <w:rPr>
+          <w:rFonts w:ascii="Arial" w:hAnsi="Arial" w:cs="Arial"/>
+          <w:sz w:val="20"/>
+          <w:szCs w:val="20"/>
+        </w:rPr>
+        <w:t xml:space="preserve"> for mobile-backend signals.</w:t>
       </w:r>
     </w:p>
     <w:p>
@@ -2892,6 +2897,119 @@
           <w:sz w:val="20"/>
           <w:szCs w:val="20"/>
         </w:rPr>
+        <w:t xml:space="preserve">Strengthened platform security with </w:t>
+      </w:r>
+      <w:r>
+        <w:rPr>
+          <w:rStyle w:val="Strong"/>
+          <w:rFonts w:ascii="Arial" w:hAnsi="Arial" w:cs="Arial"/>
+          <w:sz w:val="20"/>
+          <w:szCs w:val="20"/>
+        </w:rPr>
+        <w:t>OAuth2/OIDC</w:t>
+      </w:r>
+      <w:r>
+        <w:rPr>
+          <w:rFonts w:ascii="Arial" w:hAnsi="Arial" w:cs="Arial"/>
+          <w:sz w:val="20"/>
+          <w:szCs w:val="20"/>
+        </w:rPr>
+        <w:t xml:space="preserve">, </w:t>
+      </w:r>
+      <w:r>
+        <w:rPr>
+          <w:rStyle w:val="Strong"/>
+          <w:rFonts w:ascii="Arial" w:hAnsi="Arial" w:cs="Arial"/>
+          <w:sz w:val="20"/>
+          <w:szCs w:val="20"/>
+        </w:rPr>
+        <w:t>JWT</w:t>
+      </w:r>
+      <w:r>
+        <w:rPr>
+          <w:rFonts w:ascii="Arial" w:hAnsi="Arial" w:cs="Arial"/>
+          <w:sz w:val="20"/>
+          <w:szCs w:val="20"/>
+        </w:rPr>
+        <w:t xml:space="preserve">, </w:t>
+      </w:r>
+      <w:r>
+        <w:rPr>
+          <w:rStyle w:val="Strong"/>
+          <w:rFonts w:ascii="Arial" w:hAnsi="Arial" w:cs="Arial"/>
+          <w:sz w:val="20"/>
+          <w:szCs w:val="20"/>
+        </w:rPr>
+        <w:t>RBAC/ABAC</w:t>
+      </w:r>
+      <w:r>
+        <w:rPr>
+          <w:rFonts w:ascii="Arial" w:hAnsi="Arial" w:cs="Arial"/>
+          <w:sz w:val="20"/>
+          <w:szCs w:val="20"/>
+        </w:rPr>
+        <w:t xml:space="preserve">, and audit logging; integrated identity providers including </w:t>
+      </w:r>
+      <w:proofErr w:type="spellStart"/>
+      <w:r>
+        <w:rPr>
+          <w:rStyle w:val="Strong"/>
+          <w:rFonts w:ascii="Arial" w:hAnsi="Arial" w:cs="Arial"/>
+          <w:sz w:val="20"/>
+          <w:szCs w:val="20"/>
+        </w:rPr>
+        <w:t>Okta</w:t>
+      </w:r>
+      <w:proofErr w:type="spellEnd"/>
+      <w:r>
+        <w:rPr>
+          <w:rStyle w:val="Strong"/>
+          <w:rFonts w:ascii="Arial" w:hAnsi="Arial" w:cs="Arial"/>
+          <w:sz w:val="20"/>
+          <w:szCs w:val="20"/>
+        </w:rPr>
+        <w:t xml:space="preserve">/Auth0/AWS </w:t>
+      </w:r>
+      <w:proofErr w:type="spellStart"/>
+      <w:r>
+        <w:rPr>
+          <w:rStyle w:val="Strong"/>
+          <w:rFonts w:ascii="Arial" w:hAnsi="Arial" w:cs="Arial"/>
+          <w:sz w:val="20"/>
+          <w:szCs w:val="20"/>
+        </w:rPr>
+        <w:t>Cognito</w:t>
+      </w:r>
+      <w:proofErr w:type="spellEnd"/>
+      <w:r>
+        <w:rPr>
+          <w:rFonts w:ascii="Arial" w:hAnsi="Arial" w:cs="Arial"/>
+          <w:sz w:val="20"/>
+          <w:szCs w:val="20"/>
+        </w:rPr>
+        <w:t xml:space="preserve"> where required.</w:t>
+      </w:r>
+    </w:p>
+    <w:p>
+      <w:pPr>
+        <w:pStyle w:val="NormalWeb"/>
+        <w:numPr>
+          <w:ilvl w:val="0"/>
+          <w:numId w:val="3"/>
+        </w:numPr>
+        <w:jc w:val="both"/>
+        <w:rPr>
+          <w:rFonts w:ascii="Arial" w:hAnsi="Arial" w:cs="Arial"/>
+          <w:sz w:val="20"/>
+          <w:szCs w:val="20"/>
+        </w:rPr>
+      </w:pPr>
+      <w:r>
+        <w:rPr>
+          <w:rFonts w:ascii="Arial" w:hAnsi="Arial" w:cs="Arial"/>
+          <w:sz w:val="20"/>
+          <w:szCs w:val="20"/>
+        </w:rPr>
         <w:t xml:space="preserve">Owned release reliability via CI/CD pipelines (e.g., </w:t>
       </w:r>
       <w:proofErr w:type="spellStart"/>
@@ -3925,6 +4043,7 @@
           <w:rFonts w:ascii="Arial" w:hAnsi="Arial" w:cs="Arial"/>
           <w:sz w:val="20"/>
         </w:rPr>
+        <w:lastRenderedPageBreak/>
         <w:t>Collaborated cross-functionally to deliver features against deadlines, strengthening communication habits and ownership for production stability.</w:t>
       </w:r>
     </w:p>
@@ -3946,7 +4065,6 @@
           <w:rFonts w:ascii="Arial" w:hAnsi="Arial" w:cs="Arial"/>
           <w:sz w:val="20"/>
         </w:rPr>
-        <w:lastRenderedPageBreak/>
         <w:t>Built an engineering foundation that enabled later ownership of cloud-connected mobile and full-stack systems with strong quality expectations.</w:t>
       </w:r>
     </w:p>
